--- a/outputs/test_docx_engine_business.docx
+++ b/outputs/test_docx_engine_business.docx
@@ -4,39 +4,41 @@
   <w:body>
     <w:p>
       <w:pPr>
-        <w:keepNext w:val="0"/>
-        <w:pageBreakBefore w:val="0"/>
-        <w:widowControl/>
-        <w:spacing w:before="720" w:after="240" w:line="240" w:lineRule="auto"/>
-        <w:jc w:val="left"/>
+        <w:spacing w:after="480"/>
+        <w:jc w:val="center"/>
       </w:pPr>
       <w:r>
         <w:rPr>
-          <w:rFonts w:ascii="Calibri Light" w:hAnsi="Calibri Light" w:eastAsia="Calibri Light"/>
           <w:b/>
-          <w:i w:val="0"/>
-          <w:color w:val="0070C0"/>
-          <w:sz w:val="56"/>
+          <w:sz w:val="48"/>
         </w:rPr>
-        <w:t>Tài liệu thử nghiệm</w:t>
+        <w:t>Complex Document Test</w:t>
       </w:r>
     </w:p>
     <w:p>
       <w:pPr>
-        <w:keepNext w:val="0"/>
-        <w:pageBreakBefore w:val="0"/>
-        <w:widowControl/>
-        <w:spacing w:before="0" w:after="120" w:line="276" w:lineRule="auto"/>
-        <w:jc w:val="left"/>
+        <w:pStyle w:val="Heading1"/>
       </w:pPr>
       <w:r>
+        <w:t>Table of Contents</w:t>
+      </w:r>
+    </w:p>
+    <w:p>
+      <w:r>
+        <w:fldChar w:fldCharType="begin"/>
+        <w:instrText xml:space="preserve">TOC \o "1-3" \h \z \u</w:instrText>
+        <w:fldChar w:fldCharType="separate"/>
+        <w:fldChar w:fldCharType="end"/>
+      </w:r>
+    </w:p>
+    <w:p>
+      <w:r>
         <w:rPr>
-          <w:rFonts w:ascii="Calibri" w:hAnsi="Calibri" w:eastAsia="Calibri"/>
-          <w:b w:val="0"/>
-          <w:i w:val="0"/>
-          <w:sz w:val="22"/>
+          <w:i/>
+          <w:color w:val="808080"/>
+          <w:sz w:val="20"/>
         </w:rPr>
-        <w:t>AI Publisher Pro</w:t>
+        <w:t>[Right-click and select 'Update Field' to populate TOC]</w:t>
       </w:r>
     </w:p>
     <w:p>
@@ -46,342 +48,1895 @@
     </w:p>
     <w:p>
       <w:pPr>
+        <w:pStyle w:val="Heading1"/>
         <w:keepNext/>
-        <w:pageBreakBefore w:val="0"/>
-        <w:widowControl/>
+        <w:keepLines w:val="0"/>
         <w:spacing w:before="480" w:after="240" w:line="276" w:lineRule="auto"/>
         <w:jc w:val="left"/>
       </w:pPr>
       <w:r>
-        <w:rPr>
-          <w:rFonts w:ascii="Calibri Light" w:hAnsi="Calibri Light" w:eastAsia="Calibri Light"/>
-          <w:b/>
-          <w:i w:val="0"/>
-          <w:color w:val="0070C0"/>
-          <w:sz w:val="36"/>
-        </w:rPr>
-        <w:t>Chương 1: Tài liệu thử nghiệm</w:t>
+        <w:t># Chapter 1: Introduction</w:t>
       </w:r>
     </w:p>
     <w:p>
       <w:pPr>
         <w:keepNext w:val="0"/>
-        <w:pageBreakBefore w:val="0"/>
-        <w:widowControl/>
+        <w:keepLines w:val="0"/>
         <w:spacing w:before="0" w:after="160" w:line="276" w:lineRule="auto"/>
-        <w:ind w:firstLine="0"/>
-        <w:jc w:val="both"/>
+        <w:jc w:val="left"/>
       </w:pPr>
       <w:r>
         <w:rPr>
-          <w:rFonts w:ascii="Calibri" w:hAnsi="Calibri" w:eastAsia="Calibri"/>
+          <w:rFonts w:ascii="Calibri" w:hAnsi="Calibri"/>
           <w:b w:val="0"/>
           <w:i w:val="0"/>
           <w:sz w:val="22"/>
+          <w:u w:val="none"/>
         </w:rPr>
-        <w:t>Đây là đoạn văn đầu tiên của chương. Nó không có thụt lề theo quy ước của sách.</w:t>
+        <w:t>This document demonstrates complex structure detection including lists and tables.</w:t>
       </w:r>
     </w:p>
     <w:p>
       <w:pPr>
-        <w:keepNext w:val="0"/>
-        <w:pageBreakBefore w:val="0"/>
-        <w:widowControl/>
-        <w:spacing w:before="0" w:after="160" w:line="276" w:lineRule="auto"/>
-        <w:ind w:firstLine="0"/>
-        <w:jc w:val="both"/>
+        <w:pStyle w:val="Heading2"/>
+        <w:keepNext/>
+        <w:keepLines w:val="0"/>
+        <w:spacing w:before="360" w:after="120" w:line="276" w:lineRule="auto"/>
+        <w:jc w:val="left"/>
       </w:pPr>
       <w:r>
-        <w:rPr>
-          <w:rFonts w:ascii="Calibri" w:hAnsi="Calibri" w:eastAsia="Calibri"/>
-          <w:b w:val="0"/>
-          <w:i w:val="0"/>
-          <w:sz w:val="22"/>
-        </w:rPr>
-        <w:t xml:space="preserve">Đây là đoạn văn thứ hai. Nó sẽ có thụt lề dòng đầu tiên. </w:t>
-      </w:r>
-      <w:r>
-        <w:rPr>
-          <w:rFonts w:ascii="Calibri" w:hAnsi="Calibri" w:eastAsia="Calibri"/>
-          <w:b/>
-          <w:i w:val="0"/>
-          <w:sz w:val="22"/>
-        </w:rPr>
-        <w:t>Đoạn này có chữ đậm</w:t>
-      </w:r>
-      <w:r>
-        <w:rPr>
-          <w:rFonts w:ascii="Calibri" w:hAnsi="Calibri" w:eastAsia="Calibri"/>
-          <w:b w:val="0"/>
-          <w:i w:val="0"/>
-          <w:sz w:val="22"/>
-        </w:rPr>
-        <w:t xml:space="preserve"> và </w:t>
-      </w:r>
-      <w:r>
-        <w:rPr>
-          <w:rFonts w:ascii="Calibri" w:hAnsi="Calibri" w:eastAsia="Calibri"/>
-          <w:b w:val="0"/>
-          <w:i/>
-          <w:sz w:val="22"/>
-        </w:rPr>
-        <w:t>chữ nghiêng</w:t>
-      </w:r>
-      <w:r>
-        <w:rPr>
-          <w:rFonts w:ascii="Calibri" w:hAnsi="Calibri" w:eastAsia="Calibri"/>
-          <w:b w:val="0"/>
-          <w:i w:val="0"/>
-          <w:sz w:val="22"/>
-        </w:rPr>
-        <w:t>.</w:t>
+        <w:t>## Section 1.1: Bullet Lists</w:t>
       </w:r>
     </w:p>
     <w:p>
       <w:pPr>
+        <w:pStyle w:val="Heading3"/>
         <w:keepNext/>
-        <w:pageBreakBefore w:val="0"/>
-        <w:widowControl/>
+        <w:keepLines w:val="0"/>
+        <w:spacing w:before="240" w:after="120" w:line="276" w:lineRule="auto"/>
+        <w:jc w:val="left"/>
+      </w:pPr>
+      <w:r>
+        <w:t>Here are some bullet points:</w:t>
+      </w:r>
+    </w:p>
+    <w:p>
+      <w:pPr>
+        <w:pStyle w:val="ListBullet"/>
+        <w:ind w:left="360"/>
+      </w:pPr>
+      <w:r>
+        <w:rPr>
+          <w:rFonts w:ascii="Calibri" w:hAnsi="Calibri"/>
+          <w:b w:val="0"/>
+          <w:i w:val="0"/>
+          <w:sz w:val="24"/>
+        </w:rPr>
+        <w:t>First item</w:t>
+      </w:r>
+    </w:p>
+    <w:p>
+      <w:pPr>
+        <w:pStyle w:val="ListBullet"/>
+        <w:ind w:left="360"/>
+      </w:pPr>
+      <w:r>
+        <w:rPr>
+          <w:rFonts w:ascii="Calibri" w:hAnsi="Calibri"/>
+          <w:b w:val="0"/>
+          <w:i w:val="0"/>
+          <w:sz w:val="24"/>
+        </w:rPr>
+        <w:t>Second item</w:t>
+      </w:r>
+    </w:p>
+    <w:p>
+      <w:pPr>
+        <w:pStyle w:val="ListBullet"/>
+        <w:ind w:left="360"/>
+      </w:pPr>
+      <w:r>
+        <w:rPr>
+          <w:rFonts w:ascii="Calibri" w:hAnsi="Calibri"/>
+          <w:b w:val="0"/>
+          <w:i w:val="0"/>
+          <w:sz w:val="24"/>
+        </w:rPr>
+        <w:t>Third item with more details</w:t>
+      </w:r>
+    </w:p>
+    <w:p>
+      <w:pPr>
+        <w:pStyle w:val="ListBullet2"/>
+        <w:ind w:left="720"/>
+      </w:pPr>
+      <w:r>
+        <w:rPr>
+          <w:rFonts w:ascii="Calibri" w:hAnsi="Calibri"/>
+          <w:b w:val="0"/>
+          <w:i w:val="0"/>
+          <w:sz w:val="24"/>
+        </w:rPr>
+        <w:t>Nested item 1</w:t>
+      </w:r>
+    </w:p>
+    <w:p>
+      <w:pPr>
+        <w:pStyle w:val="ListBullet2"/>
+        <w:ind w:left="720"/>
+      </w:pPr>
+      <w:r>
+        <w:rPr>
+          <w:rFonts w:ascii="Calibri" w:hAnsi="Calibri"/>
+          <w:b w:val="0"/>
+          <w:i w:val="0"/>
+          <w:sz w:val="24"/>
+        </w:rPr>
+        <w:t>Nested item 2</w:t>
+      </w:r>
+    </w:p>
+    <w:p>
+      <w:pPr>
+        <w:pStyle w:val="ListBullet3"/>
+        <w:ind w:left="1080"/>
+      </w:pPr>
+      <w:r>
+        <w:rPr>
+          <w:rFonts w:ascii="Calibri" w:hAnsi="Calibri"/>
+          <w:b w:val="0"/>
+          <w:i w:val="0"/>
+          <w:sz w:val="24"/>
+        </w:rPr>
+        <w:t>Deeply nested</w:t>
+      </w:r>
+    </w:p>
+    <w:p>
+      <w:pPr>
+        <w:pStyle w:val="ListBullet"/>
+        <w:ind w:left="360"/>
+      </w:pPr>
+      <w:r>
+        <w:rPr>
+          <w:rFonts w:ascii="Calibri" w:hAnsi="Calibri"/>
+          <w:b w:val="0"/>
+          <w:i w:val="0"/>
+          <w:sz w:val="24"/>
+        </w:rPr>
+        <w:t>Fourth item</w:t>
+      </w:r>
+    </w:p>
+    <w:p>
+      <w:pPr>
+        <w:pStyle w:val="Heading3"/>
+        <w:keepNext/>
+        <w:keepLines w:val="0"/>
+        <w:spacing w:before="240" w:after="120" w:line="276" w:lineRule="auto"/>
+        <w:jc w:val="left"/>
+      </w:pPr>
+      <w:r>
+        <w:t>Alternative bullet markers:</w:t>
+      </w:r>
+    </w:p>
+    <w:p>
+      <w:pPr>
+        <w:pStyle w:val="ListBullet"/>
+        <w:ind w:left="360"/>
+      </w:pPr>
+      <w:r>
+        <w:rPr>
+          <w:rFonts w:ascii="Calibri" w:hAnsi="Calibri"/>
+          <w:b w:val="0"/>
+          <w:i w:val="0"/>
+          <w:sz w:val="24"/>
+        </w:rPr>
+        <w:t>Star bullet</w:t>
+      </w:r>
+    </w:p>
+    <w:p>
+      <w:pPr>
+        <w:pStyle w:val="ListBullet"/>
+        <w:ind w:left="360"/>
+      </w:pPr>
+      <w:r>
+        <w:rPr>
+          <w:rFonts w:ascii="Calibri" w:hAnsi="Calibri"/>
+          <w:b w:val="0"/>
+          <w:i w:val="0"/>
+          <w:sz w:val="24"/>
+        </w:rPr>
+        <w:t>Another star item</w:t>
+      </w:r>
+    </w:p>
+    <w:p>
+      <w:pPr>
+        <w:pStyle w:val="ListBullet"/>
+        <w:ind w:left="360"/>
+      </w:pPr>
+      <w:r>
+        <w:rPr>
+          <w:rFonts w:ascii="Calibri" w:hAnsi="Calibri"/>
+          <w:b w:val="0"/>
+          <w:i w:val="0"/>
+          <w:sz w:val="24"/>
+        </w:rPr>
+        <w:t>Unicode bullet point</w:t>
+      </w:r>
+    </w:p>
+    <w:p>
+      <w:pPr>
+        <w:pStyle w:val="ListBullet"/>
+        <w:ind w:left="360"/>
+      </w:pPr>
+      <w:r>
+        <w:rPr>
+          <w:rFonts w:ascii="Calibri" w:hAnsi="Calibri"/>
+          <w:b w:val="0"/>
+          <w:i w:val="0"/>
+          <w:sz w:val="24"/>
+        </w:rPr>
+        <w:t>Another unicode item</w:t>
+      </w:r>
+    </w:p>
+    <w:p>
+      <w:pPr>
+        <w:pStyle w:val="Heading2"/>
+        <w:keepNext/>
+        <w:keepLines w:val="0"/>
         <w:spacing w:before="360" w:after="120" w:line="276" w:lineRule="auto"/>
         <w:jc w:val="left"/>
       </w:pPr>
       <w:r>
-        <w:rPr>
-          <w:rFonts w:ascii="Calibri Light" w:hAnsi="Calibri Light" w:eastAsia="Calibri Light"/>
-          <w:b/>
-          <w:i w:val="0"/>
-          <w:color w:val="0070C0"/>
-          <w:sz w:val="28"/>
-        </w:rPr>
-        <w:t>Phần 1.1: Nội dung chi tiết</w:t>
+        <w:t>## Section 1.2: Numbered Lists</w:t>
       </w:r>
     </w:p>
     <w:p>
       <w:pPr>
-        <w:keepNext w:val="0"/>
-        <w:pageBreakBefore w:val="0"/>
-        <w:widowControl/>
-        <w:spacing w:before="0" w:after="160" w:line="276" w:lineRule="auto"/>
-        <w:ind w:firstLine="0"/>
-        <w:jc w:val="both"/>
+        <w:pStyle w:val="ListNumber"/>
+        <w:ind w:left="360"/>
       </w:pPr>
       <w:r>
         <w:rPr>
-          <w:rFonts w:ascii="Calibri" w:hAnsi="Calibri" w:eastAsia="Calibri"/>
+          <w:rFonts w:ascii="Calibri" w:hAnsi="Calibri"/>
           <w:b w:val="0"/>
           <w:i w:val="0"/>
-          <w:sz w:val="22"/>
+          <w:sz w:val="24"/>
         </w:rPr>
-        <w:t>Một số nội dung chi tiết với:</w:t>
+        <w:t>First numbered item</w:t>
       </w:r>
     </w:p>
     <w:p>
       <w:pPr>
-        <w:keepNext w:val="0"/>
-        <w:pageBreakBefore w:val="0"/>
-        <w:widowControl/>
-        <w:spacing w:before="0" w:after="80" w:line="276" w:lineRule="auto"/>
-        <w:ind w:left="425"/>
+        <w:pStyle w:val="ListNumber"/>
+        <w:ind w:left="360"/>
+      </w:pPr>
+      <w:r>
+        <w:rPr>
+          <w:rFonts w:ascii="Calibri" w:hAnsi="Calibri"/>
+          <w:b w:val="0"/>
+          <w:i w:val="0"/>
+          <w:sz w:val="24"/>
+        </w:rPr>
+        <w:t>Second numbered item</w:t>
+      </w:r>
+    </w:p>
+    <w:p>
+      <w:pPr>
+        <w:pStyle w:val="ListNumber"/>
+        <w:ind w:left="360"/>
+      </w:pPr>
+      <w:r>
+        <w:rPr>
+          <w:rFonts w:ascii="Calibri" w:hAnsi="Calibri"/>
+          <w:b w:val="0"/>
+          <w:i w:val="0"/>
+          <w:sz w:val="24"/>
+        </w:rPr>
+        <w:t>Third numbered item</w:t>
+      </w:r>
+    </w:p>
+    <w:p>
+      <w:pPr>
+        <w:pStyle w:val="ListNumber2"/>
+        <w:ind w:left="720"/>
+      </w:pPr>
+      <w:r>
+        <w:rPr>
+          <w:rFonts w:ascii="Calibri" w:hAnsi="Calibri"/>
+          <w:b w:val="0"/>
+          <w:i w:val="0"/>
+          <w:sz w:val="24"/>
+        </w:rPr>
+        <w:t>Sub-item a</w:t>
+      </w:r>
+    </w:p>
+    <w:p>
+      <w:pPr>
+        <w:pStyle w:val="ListNumber2"/>
+        <w:ind w:left="720"/>
+      </w:pPr>
+      <w:r>
+        <w:rPr>
+          <w:rFonts w:ascii="Calibri" w:hAnsi="Calibri"/>
+          <w:b w:val="0"/>
+          <w:i w:val="0"/>
+          <w:sz w:val="24"/>
+        </w:rPr>
+        <w:t>Sub-item b</w:t>
+      </w:r>
+    </w:p>
+    <w:p>
+      <w:pPr>
+        <w:pStyle w:val="ListNumber"/>
+        <w:ind w:left="360"/>
+      </w:pPr>
+      <w:r>
+        <w:rPr>
+          <w:rFonts w:ascii="Calibri" w:hAnsi="Calibri"/>
+          <w:b w:val="0"/>
+          <w:i w:val="0"/>
+          <w:sz w:val="24"/>
+        </w:rPr>
+        <w:t>Fourth item</w:t>
+      </w:r>
+    </w:p>
+    <w:p>
+      <w:pPr>
+        <w:pStyle w:val="Heading3"/>
+        <w:keepNext/>
+        <w:keepLines w:val="0"/>
+        <w:spacing w:before="240" w:after="120" w:line="276" w:lineRule="auto"/>
         <w:jc w:val="left"/>
       </w:pPr>
       <w:r>
+        <w:t>Different numbering styles:</w:t>
+      </w:r>
+    </w:p>
+    <w:p>
+      <w:pPr>
+        <w:pStyle w:val="ListNumber"/>
+        <w:ind w:left="360"/>
+      </w:pPr>
+      <w:r>
         <w:rPr>
-          <w:rFonts w:ascii="Calibri" w:hAnsi="Calibri" w:eastAsia="Calibri"/>
+          <w:rFonts w:ascii="Calibri" w:hAnsi="Calibri"/>
           <w:b w:val="0"/>
           <w:i w:val="0"/>
-          <w:sz w:val="22"/>
+          <w:sz w:val="24"/>
         </w:rPr>
-        <w:t xml:space="preserve">• </w:t>
+        <w:t>Alphabetic item A</w:t>
       </w:r>
+    </w:p>
+    <w:p>
+      <w:pPr>
+        <w:pStyle w:val="ListNumber"/>
+        <w:ind w:left="360"/>
+      </w:pPr>
       <w:r>
         <w:rPr>
-          <w:rFonts w:ascii="Calibri" w:hAnsi="Calibri" w:eastAsia="Calibri"/>
+          <w:rFonts w:ascii="Calibri" w:hAnsi="Calibri"/>
           <w:b w:val="0"/>
           <w:i w:val="0"/>
-          <w:sz w:val="22"/>
+          <w:sz w:val="24"/>
+        </w:rPr>
+        <w:t>Alphabetic item B</w:t>
+      </w:r>
+    </w:p>
+    <w:p>
+      <w:pPr>
+        <w:pStyle w:val="ListNumber"/>
+        <w:ind w:left="360"/>
+      </w:pPr>
+      <w:r>
+        <w:rPr>
+          <w:rFonts w:ascii="Calibri" w:hAnsi="Calibri"/>
+          <w:b w:val="0"/>
+          <w:i w:val="0"/>
+          <w:sz w:val="24"/>
+        </w:rPr>
+        <w:t>Alphabetic item C</w:t>
+      </w:r>
+    </w:p>
+    <w:p>
+      <w:pPr>
+        <w:pStyle w:val="ListNumber"/>
+        <w:ind w:left="360"/>
+      </w:pPr>
+      <w:r>
+        <w:rPr>
+          <w:rFonts w:ascii="Calibri" w:hAnsi="Calibri"/>
+          <w:b w:val="0"/>
+          <w:i w:val="0"/>
+          <w:sz w:val="24"/>
+        </w:rPr>
+        <w:t>Parenthetical item one</w:t>
+      </w:r>
+    </w:p>
+    <w:p>
+      <w:pPr>
+        <w:pStyle w:val="ListNumber"/>
+        <w:ind w:left="360"/>
+      </w:pPr>
+      <w:r>
+        <w:rPr>
+          <w:rFonts w:ascii="Calibri" w:hAnsi="Calibri"/>
+          <w:b w:val="0"/>
+          <w:i w:val="0"/>
+          <w:sz w:val="24"/>
+        </w:rPr>
+        <w:t>Parenthetical item two</w:t>
+      </w:r>
+    </w:p>
+    <w:p>
+      <w:pPr>
+        <w:pStyle w:val="ListNumber"/>
+        <w:ind w:left="360"/>
+      </w:pPr>
+      <w:r>
+        <w:rPr>
+          <w:rFonts w:ascii="Calibri" w:hAnsi="Calibri"/>
+          <w:b w:val="0"/>
+          <w:i w:val="0"/>
+          <w:sz w:val="24"/>
+        </w:rPr>
+        <w:t>Parenthetical item three</w:t>
+      </w:r>
+    </w:p>
+    <w:p>
+      <w:pPr>
+        <w:pStyle w:val="Heading2"/>
+        <w:keepNext/>
+        <w:keepLines w:val="0"/>
+        <w:spacing w:before="360" w:after="120" w:line="276" w:lineRule="auto"/>
+        <w:jc w:val="left"/>
+      </w:pPr>
+      <w:r>
+        <w:t>## Section 1.3: Vietnamese Lists</w:t>
+      </w:r>
+    </w:p>
+    <w:p>
+      <w:pPr>
+        <w:pStyle w:val="ListNumber"/>
+        <w:ind w:left="360"/>
+      </w:pPr>
+      <w:r>
+        <w:rPr>
+          <w:rFonts w:ascii="Calibri" w:hAnsi="Calibri"/>
+          <w:b w:val="0"/>
+          <w:i w:val="0"/>
+          <w:sz w:val="24"/>
         </w:rPr>
         <w:t>Mục đầu tiên</w:t>
       </w:r>
     </w:p>
     <w:p>
       <w:pPr>
-        <w:keepNext w:val="0"/>
-        <w:pageBreakBefore w:val="0"/>
-        <w:widowControl/>
-        <w:spacing w:before="0" w:after="80" w:line="276" w:lineRule="auto"/>
-        <w:ind w:left="425"/>
-        <w:jc w:val="left"/>
+        <w:pStyle w:val="ListNumber"/>
+        <w:ind w:left="360"/>
       </w:pPr>
       <w:r>
         <w:rPr>
-          <w:rFonts w:ascii="Calibri" w:hAnsi="Calibri" w:eastAsia="Calibri"/>
+          <w:rFonts w:ascii="Calibri" w:hAnsi="Calibri"/>
           <w:b w:val="0"/>
           <w:i w:val="0"/>
-          <w:sz w:val="22"/>
-        </w:rPr>
-        <w:t xml:space="preserve">• </w:t>
-      </w:r>
-      <w:r>
-        <w:rPr>
-          <w:rFonts w:ascii="Calibri" w:hAnsi="Calibri" w:eastAsia="Calibri"/>
-          <w:b w:val="0"/>
-          <w:i w:val="0"/>
-          <w:sz w:val="22"/>
+          <w:sz w:val="24"/>
         </w:rPr>
         <w:t>Mục thứ hai</w:t>
       </w:r>
     </w:p>
     <w:p>
       <w:pPr>
-        <w:keepNext w:val="0"/>
-        <w:pageBreakBefore w:val="0"/>
-        <w:widowControl/>
-        <w:spacing w:before="0" w:after="80" w:line="276" w:lineRule="auto"/>
-        <w:ind w:left="425"/>
-        <w:jc w:val="left"/>
+        <w:pStyle w:val="ListNumber"/>
+        <w:ind w:left="360"/>
       </w:pPr>
       <w:r>
         <w:rPr>
-          <w:rFonts w:ascii="Calibri" w:hAnsi="Calibri" w:eastAsia="Calibri"/>
+          <w:rFonts w:ascii="Calibri" w:hAnsi="Calibri"/>
           <w:b w:val="0"/>
           <w:i w:val="0"/>
-          <w:sz w:val="22"/>
+          <w:sz w:val="24"/>
         </w:rPr>
-        <w:t xml:space="preserve">• </w:t>
-      </w:r>
-      <w:r>
-        <w:rPr>
-          <w:rFonts w:ascii="Calibri" w:hAnsi="Calibri" w:eastAsia="Calibri"/>
-          <w:b w:val="0"/>
-          <w:i w:val="0"/>
-          <w:sz w:val="22"/>
-        </w:rPr>
-        <w:t>Mục thứ ba</w:t>
+        <w:t>Điều khoản một</w:t>
       </w:r>
     </w:p>
     <w:p>
       <w:pPr>
+        <w:pStyle w:val="ListNumber"/>
+        <w:ind w:left="360"/>
+      </w:pPr>
+      <w:r>
+        <w:rPr>
+          <w:rFonts w:ascii="Calibri" w:hAnsi="Calibri"/>
+          <w:b w:val="0"/>
+          <w:i w:val="0"/>
+          <w:sz w:val="24"/>
+        </w:rPr>
+        <w:t>Điều khoản hai</w:t>
+      </w:r>
+    </w:p>
+    <w:p>
+      <w:pPr>
+        <w:pStyle w:val="ListNumber"/>
+        <w:ind w:left="360"/>
+      </w:pPr>
+      <w:r>
+        <w:rPr>
+          <w:rFonts w:ascii="Calibri" w:hAnsi="Calibri"/>
+          <w:b w:val="0"/>
+          <w:i w:val="0"/>
+          <w:sz w:val="24"/>
+        </w:rPr>
+        <w:t>Nội dung điểm a</w:t>
+      </w:r>
+    </w:p>
+    <w:p>
+      <w:pPr>
+        <w:pStyle w:val="ListNumber"/>
+        <w:ind w:left="360"/>
+      </w:pPr>
+      <w:r>
+        <w:rPr>
+          <w:rFonts w:ascii="Calibri" w:hAnsi="Calibri"/>
+          <w:b w:val="0"/>
+          <w:i w:val="0"/>
+          <w:sz w:val="24"/>
+        </w:rPr>
+        <w:t>Nội dung điểm b</w:t>
+      </w:r>
+    </w:p>
+    <w:p>
+      <w:pPr>
+        <w:pStyle w:val="Heading2"/>
         <w:keepNext/>
-        <w:pageBreakBefore w:val="0"/>
-        <w:widowControl/>
+        <w:keepLines w:val="0"/>
+        <w:spacing w:before="360" w:after="120" w:line="276" w:lineRule="auto"/>
+        <w:jc w:val="left"/>
+      </w:pPr>
+      <w:r>
+        <w:t>## Section 1.4: Tables</w:t>
+      </w:r>
+    </w:p>
+    <w:p>
+      <w:pPr>
+        <w:pStyle w:val="Heading3"/>
+        <w:keepNext/>
+        <w:keepLines w:val="0"/>
         <w:spacing w:before="240" w:after="120" w:line="276" w:lineRule="auto"/>
         <w:jc w:val="left"/>
       </w:pPr>
       <w:r>
-        <w:rPr>
-          <w:rFonts w:ascii="Calibri" w:hAnsi="Calibri" w:eastAsia="Calibri"/>
-          <w:b/>
-          <w:i w:val="0"/>
-          <w:sz w:val="24"/>
-        </w:rPr>
-        <w:t>Phần 1.1.1: Chi tiết hơn nữa</w:t>
+        <w:t>### Markdown Tables</w:t>
+      </w:r>
+    </w:p>
+    <w:tbl>
+      <w:tblPr>
+        <w:tblStyle w:val="TableGrid"/>
+        <w:tblW w:type="auto" w:w="0"/>
+        <w:tblLook w:firstColumn="1" w:firstRow="1" w:lastColumn="0" w:lastRow="0" w:noHBand="0" w:noVBand="1" w:val="04A0"/>
+      </w:tblPr>
+      <w:tblGrid>
+        <w:gridCol w:w="3010"/>
+        <w:gridCol w:w="3010"/>
+        <w:gridCol w:w="3010"/>
+      </w:tblGrid>
+      <w:tr>
+        <w:tc>
+          <w:tcPr>
+            <w:tcW w:type="dxa" w:w="3010"/>
+          </w:tcPr>
+          <w:p>
+            <w:pPr>
+              <w:jc w:val="left"/>
+            </w:pPr>
+            <w:r>
+              <w:rPr>
+                <w:rFonts w:ascii="Calibri" w:hAnsi="Calibri"/>
+                <w:b w:val="0"/>
+                <w:sz w:val="22"/>
+              </w:rPr>
+              <w:t>Name</w:t>
+            </w:r>
+          </w:p>
+        </w:tc>
+        <w:tc>
+          <w:tcPr>
+            <w:tcW w:type="dxa" w:w="3010"/>
+          </w:tcPr>
+          <w:p>
+            <w:pPr>
+              <w:jc w:val="left"/>
+            </w:pPr>
+            <w:r>
+              <w:rPr>
+                <w:rFonts w:ascii="Calibri" w:hAnsi="Calibri"/>
+                <w:b w:val="0"/>
+                <w:sz w:val="22"/>
+              </w:rPr>
+              <w:t>Age</w:t>
+            </w:r>
+          </w:p>
+        </w:tc>
+        <w:tc>
+          <w:tcPr>
+            <w:tcW w:type="dxa" w:w="3010"/>
+          </w:tcPr>
+          <w:p>
+            <w:pPr>
+              <w:jc w:val="left"/>
+            </w:pPr>
+            <w:r>
+              <w:rPr>
+                <w:rFonts w:ascii="Calibri" w:hAnsi="Calibri"/>
+                <w:b w:val="0"/>
+                <w:sz w:val="22"/>
+              </w:rPr>
+              <w:t>City</w:t>
+            </w:r>
+          </w:p>
+        </w:tc>
+      </w:tr>
+      <w:tr>
+        <w:tc>
+          <w:tcPr>
+            <w:tcW w:type="dxa" w:w="3010"/>
+          </w:tcPr>
+          <w:p>
+            <w:pPr>
+              <w:jc w:val="left"/>
+            </w:pPr>
+            <w:r>
+              <w:rPr>
+                <w:rFonts w:ascii="Calibri" w:hAnsi="Calibri"/>
+                <w:b w:val="0"/>
+                <w:sz w:val="22"/>
+              </w:rPr>
+              <w:t>------</w:t>
+            </w:r>
+          </w:p>
+        </w:tc>
+        <w:tc>
+          <w:tcPr>
+            <w:tcW w:type="dxa" w:w="3010"/>
+          </w:tcPr>
+          <w:p>
+            <w:pPr>
+              <w:jc w:val="left"/>
+            </w:pPr>
+            <w:r>
+              <w:rPr>
+                <w:rFonts w:ascii="Calibri" w:hAnsi="Calibri"/>
+                <w:b w:val="0"/>
+                <w:sz w:val="22"/>
+              </w:rPr>
+              <w:t>-----</w:t>
+            </w:r>
+          </w:p>
+        </w:tc>
+        <w:tc>
+          <w:tcPr>
+            <w:tcW w:type="dxa" w:w="3010"/>
+          </w:tcPr>
+          <w:p>
+            <w:pPr>
+              <w:jc w:val="left"/>
+            </w:pPr>
+            <w:r>
+              <w:rPr>
+                <w:rFonts w:ascii="Calibri" w:hAnsi="Calibri"/>
+                <w:b w:val="0"/>
+                <w:sz w:val="22"/>
+              </w:rPr>
+              <w:t>------</w:t>
+            </w:r>
+          </w:p>
+        </w:tc>
+      </w:tr>
+      <w:tr>
+        <w:tc>
+          <w:tcPr>
+            <w:tcW w:type="dxa" w:w="3010"/>
+          </w:tcPr>
+          <w:p>
+            <w:pPr>
+              <w:jc w:val="left"/>
+            </w:pPr>
+            <w:r>
+              <w:rPr>
+                <w:rFonts w:ascii="Calibri" w:hAnsi="Calibri"/>
+                <w:b w:val="0"/>
+                <w:sz w:val="22"/>
+              </w:rPr>
+              <w:t>Alice</w:t>
+            </w:r>
+          </w:p>
+        </w:tc>
+        <w:tc>
+          <w:tcPr>
+            <w:tcW w:type="dxa" w:w="3010"/>
+          </w:tcPr>
+          <w:p>
+            <w:pPr>
+              <w:jc w:val="left"/>
+            </w:pPr>
+            <w:r>
+              <w:rPr>
+                <w:rFonts w:ascii="Calibri" w:hAnsi="Calibri"/>
+                <w:b w:val="0"/>
+                <w:sz w:val="22"/>
+              </w:rPr>
+              <w:t>25</w:t>
+            </w:r>
+          </w:p>
+        </w:tc>
+        <w:tc>
+          <w:tcPr>
+            <w:tcW w:type="dxa" w:w="3010"/>
+          </w:tcPr>
+          <w:p>
+            <w:pPr>
+              <w:jc w:val="left"/>
+            </w:pPr>
+            <w:r>
+              <w:rPr>
+                <w:rFonts w:ascii="Calibri" w:hAnsi="Calibri"/>
+                <w:b w:val="0"/>
+                <w:sz w:val="22"/>
+              </w:rPr>
+              <w:t>Hanoi</w:t>
+            </w:r>
+          </w:p>
+        </w:tc>
+      </w:tr>
+      <w:tr>
+        <w:tc>
+          <w:tcPr>
+            <w:tcW w:type="dxa" w:w="3010"/>
+          </w:tcPr>
+          <w:p>
+            <w:pPr>
+              <w:jc w:val="left"/>
+            </w:pPr>
+            <w:r>
+              <w:rPr>
+                <w:rFonts w:ascii="Calibri" w:hAnsi="Calibri"/>
+                <w:b w:val="0"/>
+                <w:sz w:val="22"/>
+              </w:rPr>
+              <w:t>Bob</w:t>
+            </w:r>
+          </w:p>
+        </w:tc>
+        <w:tc>
+          <w:tcPr>
+            <w:tcW w:type="dxa" w:w="3010"/>
+          </w:tcPr>
+          <w:p>
+            <w:pPr>
+              <w:jc w:val="left"/>
+            </w:pPr>
+            <w:r>
+              <w:rPr>
+                <w:rFonts w:ascii="Calibri" w:hAnsi="Calibri"/>
+                <w:b w:val="0"/>
+                <w:sz w:val="22"/>
+              </w:rPr>
+              <w:t>30</w:t>
+            </w:r>
+          </w:p>
+        </w:tc>
+        <w:tc>
+          <w:tcPr>
+            <w:tcW w:type="dxa" w:w="3010"/>
+          </w:tcPr>
+          <w:p>
+            <w:pPr>
+              <w:jc w:val="left"/>
+            </w:pPr>
+            <w:r>
+              <w:rPr>
+                <w:rFonts w:ascii="Calibri" w:hAnsi="Calibri"/>
+                <w:b w:val="0"/>
+                <w:sz w:val="22"/>
+              </w:rPr>
+              <w:t>HCMC</w:t>
+            </w:r>
+          </w:p>
+        </w:tc>
+      </w:tr>
+      <w:tr>
+        <w:tc>
+          <w:tcPr>
+            <w:tcW w:type="dxa" w:w="3010"/>
+          </w:tcPr>
+          <w:p>
+            <w:pPr>
+              <w:jc w:val="left"/>
+            </w:pPr>
+            <w:r>
+              <w:rPr>
+                <w:rFonts w:ascii="Calibri" w:hAnsi="Calibri"/>
+                <w:b w:val="0"/>
+                <w:sz w:val="22"/>
+              </w:rPr>
+              <w:t>Charlie</w:t>
+            </w:r>
+          </w:p>
+        </w:tc>
+        <w:tc>
+          <w:tcPr>
+            <w:tcW w:type="dxa" w:w="3010"/>
+          </w:tcPr>
+          <w:p>
+            <w:pPr>
+              <w:jc w:val="left"/>
+            </w:pPr>
+            <w:r>
+              <w:rPr>
+                <w:rFonts w:ascii="Calibri" w:hAnsi="Calibri"/>
+                <w:b w:val="0"/>
+                <w:sz w:val="22"/>
+              </w:rPr>
+              <w:t>35</w:t>
+            </w:r>
+          </w:p>
+        </w:tc>
+        <w:tc>
+          <w:tcPr>
+            <w:tcW w:type="dxa" w:w="3010"/>
+          </w:tcPr>
+          <w:p>
+            <w:pPr>
+              <w:jc w:val="left"/>
+            </w:pPr>
+            <w:r>
+              <w:rPr>
+                <w:rFonts w:ascii="Calibri" w:hAnsi="Calibri"/>
+                <w:b w:val="0"/>
+                <w:sz w:val="22"/>
+              </w:rPr>
+              <w:t>Danang</w:t>
+            </w:r>
+          </w:p>
+        </w:tc>
+      </w:tr>
+    </w:tbl>
+    <w:p/>
+    <w:p>
+      <w:pPr>
+        <w:pStyle w:val="Heading3"/>
+        <w:keepNext/>
+        <w:keepLines w:val="0"/>
+        <w:spacing w:before="240" w:after="120" w:line="276" w:lineRule="auto"/>
+        <w:jc w:val="left"/>
+      </w:pPr>
+      <w:r>
+        <w:t>### Table with Alignment</w:t>
+      </w:r>
+    </w:p>
+    <w:tbl>
+      <w:tblPr>
+        <w:tblStyle w:val="TableGrid"/>
+        <w:tblW w:type="auto" w:w="0"/>
+        <w:tblLook w:firstColumn="1" w:firstRow="1" w:lastColumn="0" w:lastRow="0" w:noHBand="0" w:noVBand="1" w:val="04A0"/>
+      </w:tblPr>
+      <w:tblGrid>
+        <w:gridCol w:w="3010"/>
+        <w:gridCol w:w="3010"/>
+        <w:gridCol w:w="3010"/>
+      </w:tblGrid>
+      <w:tr>
+        <w:tc>
+          <w:tcPr>
+            <w:tcW w:type="dxa" w:w="3010"/>
+          </w:tcPr>
+          <w:p>
+            <w:pPr>
+              <w:jc w:val="left"/>
+            </w:pPr>
+            <w:r>
+              <w:rPr>
+                <w:rFonts w:ascii="Calibri" w:hAnsi="Calibri"/>
+                <w:b w:val="0"/>
+                <w:sz w:val="22"/>
+              </w:rPr>
+              <w:t>Left</w:t>
+            </w:r>
+          </w:p>
+        </w:tc>
+        <w:tc>
+          <w:tcPr>
+            <w:tcW w:type="dxa" w:w="3010"/>
+          </w:tcPr>
+          <w:p>
+            <w:pPr>
+              <w:jc w:val="left"/>
+            </w:pPr>
+            <w:r>
+              <w:rPr>
+                <w:rFonts w:ascii="Calibri" w:hAnsi="Calibri"/>
+                <w:b w:val="0"/>
+                <w:sz w:val="22"/>
+              </w:rPr>
+              <w:t>Center</w:t>
+            </w:r>
+          </w:p>
+        </w:tc>
+        <w:tc>
+          <w:tcPr>
+            <w:tcW w:type="dxa" w:w="3010"/>
+          </w:tcPr>
+          <w:p>
+            <w:pPr>
+              <w:jc w:val="left"/>
+            </w:pPr>
+            <w:r>
+              <w:rPr>
+                <w:rFonts w:ascii="Calibri" w:hAnsi="Calibri"/>
+                <w:b w:val="0"/>
+                <w:sz w:val="22"/>
+              </w:rPr>
+              <w:t>Right</w:t>
+            </w:r>
+          </w:p>
+        </w:tc>
+      </w:tr>
+      <w:tr>
+        <w:tc>
+          <w:tcPr>
+            <w:tcW w:type="dxa" w:w="3010"/>
+          </w:tcPr>
+          <w:p>
+            <w:pPr>
+              <w:jc w:val="left"/>
+            </w:pPr>
+            <w:r>
+              <w:rPr>
+                <w:rFonts w:ascii="Calibri" w:hAnsi="Calibri"/>
+                <w:b w:val="0"/>
+                <w:sz w:val="22"/>
+              </w:rPr>
+              <w:t>:-----</w:t>
+            </w:r>
+          </w:p>
+        </w:tc>
+        <w:tc>
+          <w:tcPr>
+            <w:tcW w:type="dxa" w:w="3010"/>
+          </w:tcPr>
+          <w:p>
+            <w:pPr>
+              <w:jc w:val="left"/>
+            </w:pPr>
+            <w:r>
+              <w:rPr>
+                <w:rFonts w:ascii="Calibri" w:hAnsi="Calibri"/>
+                <w:b w:val="0"/>
+                <w:sz w:val="22"/>
+              </w:rPr>
+              <w:t>:------:</w:t>
+            </w:r>
+          </w:p>
+        </w:tc>
+        <w:tc>
+          <w:tcPr>
+            <w:tcW w:type="dxa" w:w="3010"/>
+          </w:tcPr>
+          <w:p>
+            <w:pPr>
+              <w:jc w:val="left"/>
+            </w:pPr>
+            <w:r>
+              <w:rPr>
+                <w:rFonts w:ascii="Calibri" w:hAnsi="Calibri"/>
+                <w:b w:val="0"/>
+                <w:sz w:val="22"/>
+              </w:rPr>
+              <w:t>------:</w:t>
+            </w:r>
+          </w:p>
+        </w:tc>
+      </w:tr>
+      <w:tr>
+        <w:tc>
+          <w:tcPr>
+            <w:tcW w:type="dxa" w:w="3010"/>
+          </w:tcPr>
+          <w:p>
+            <w:pPr>
+              <w:jc w:val="left"/>
+            </w:pPr>
+            <w:r>
+              <w:rPr>
+                <w:rFonts w:ascii="Calibri" w:hAnsi="Calibri"/>
+                <w:b w:val="0"/>
+                <w:sz w:val="22"/>
+              </w:rPr>
+              <w:t>L1</w:t>
+            </w:r>
+          </w:p>
+        </w:tc>
+        <w:tc>
+          <w:tcPr>
+            <w:tcW w:type="dxa" w:w="3010"/>
+          </w:tcPr>
+          <w:p>
+            <w:pPr>
+              <w:jc w:val="left"/>
+            </w:pPr>
+            <w:r>
+              <w:rPr>
+                <w:rFonts w:ascii="Calibri" w:hAnsi="Calibri"/>
+                <w:b w:val="0"/>
+                <w:sz w:val="22"/>
+              </w:rPr>
+              <w:t>C1</w:t>
+            </w:r>
+          </w:p>
+        </w:tc>
+        <w:tc>
+          <w:tcPr>
+            <w:tcW w:type="dxa" w:w="3010"/>
+          </w:tcPr>
+          <w:p>
+            <w:pPr>
+              <w:jc w:val="left"/>
+            </w:pPr>
+            <w:r>
+              <w:rPr>
+                <w:rFonts w:ascii="Calibri" w:hAnsi="Calibri"/>
+                <w:b w:val="0"/>
+                <w:sz w:val="22"/>
+              </w:rPr>
+              <w:t>R1</w:t>
+            </w:r>
+          </w:p>
+        </w:tc>
+      </w:tr>
+      <w:tr>
+        <w:tc>
+          <w:tcPr>
+            <w:tcW w:type="dxa" w:w="3010"/>
+          </w:tcPr>
+          <w:p>
+            <w:pPr>
+              <w:jc w:val="left"/>
+            </w:pPr>
+            <w:r>
+              <w:rPr>
+                <w:rFonts w:ascii="Calibri" w:hAnsi="Calibri"/>
+                <w:b w:val="0"/>
+                <w:sz w:val="22"/>
+              </w:rPr>
+              <w:t>L2</w:t>
+            </w:r>
+          </w:p>
+        </w:tc>
+        <w:tc>
+          <w:tcPr>
+            <w:tcW w:type="dxa" w:w="3010"/>
+          </w:tcPr>
+          <w:p>
+            <w:pPr>
+              <w:jc w:val="left"/>
+            </w:pPr>
+            <w:r>
+              <w:rPr>
+                <w:rFonts w:ascii="Calibri" w:hAnsi="Calibri"/>
+                <w:b w:val="0"/>
+                <w:sz w:val="22"/>
+              </w:rPr>
+              <w:t>C2</w:t>
+            </w:r>
+          </w:p>
+        </w:tc>
+        <w:tc>
+          <w:tcPr>
+            <w:tcW w:type="dxa" w:w="3010"/>
+          </w:tcPr>
+          <w:p>
+            <w:pPr>
+              <w:jc w:val="left"/>
+            </w:pPr>
+            <w:r>
+              <w:rPr>
+                <w:rFonts w:ascii="Calibri" w:hAnsi="Calibri"/>
+                <w:b w:val="0"/>
+                <w:sz w:val="22"/>
+              </w:rPr>
+              <w:t>R2</w:t>
+            </w:r>
+          </w:p>
+        </w:tc>
+      </w:tr>
+      <w:tr>
+        <w:tc>
+          <w:tcPr>
+            <w:tcW w:type="dxa" w:w="3010"/>
+          </w:tcPr>
+          <w:p>
+            <w:pPr>
+              <w:jc w:val="left"/>
+            </w:pPr>
+            <w:r>
+              <w:rPr>
+                <w:rFonts w:ascii="Calibri" w:hAnsi="Calibri"/>
+                <w:b w:val="0"/>
+                <w:sz w:val="22"/>
+              </w:rPr>
+              <w:t>L3</w:t>
+            </w:r>
+          </w:p>
+        </w:tc>
+        <w:tc>
+          <w:tcPr>
+            <w:tcW w:type="dxa" w:w="3010"/>
+          </w:tcPr>
+          <w:p>
+            <w:pPr>
+              <w:jc w:val="left"/>
+            </w:pPr>
+            <w:r>
+              <w:rPr>
+                <w:rFonts w:ascii="Calibri" w:hAnsi="Calibri"/>
+                <w:b w:val="0"/>
+                <w:sz w:val="22"/>
+              </w:rPr>
+              <w:t>C3</w:t>
+            </w:r>
+          </w:p>
+        </w:tc>
+        <w:tc>
+          <w:tcPr>
+            <w:tcW w:type="dxa" w:w="3010"/>
+          </w:tcPr>
+          <w:p>
+            <w:pPr>
+              <w:jc w:val="left"/>
+            </w:pPr>
+            <w:r>
+              <w:rPr>
+                <w:rFonts w:ascii="Calibri" w:hAnsi="Calibri"/>
+                <w:b w:val="0"/>
+                <w:sz w:val="22"/>
+              </w:rPr>
+              <w:t>R3</w:t>
+            </w:r>
+          </w:p>
+        </w:tc>
+      </w:tr>
+    </w:tbl>
+    <w:p/>
+    <w:p>
+      <w:pPr>
+        <w:pStyle w:val="Heading3"/>
+        <w:keepNext/>
+        <w:keepLines w:val="0"/>
+        <w:spacing w:before="240" w:after="120" w:line="276" w:lineRule="auto"/>
+        <w:jc w:val="left"/>
+      </w:pPr>
+      <w:r>
+        <w:t>### ASCII Table</w:t>
+      </w:r>
+    </w:p>
+    <w:tbl>
+      <w:tblPr>
+        <w:tblStyle w:val="TableGrid"/>
+        <w:tblW w:type="auto" w:w="0"/>
+        <w:tblLook w:firstColumn="1" w:firstRow="1" w:lastColumn="0" w:lastRow="0" w:noHBand="0" w:noVBand="1" w:val="04A0"/>
+      </w:tblPr>
+      <w:tblGrid>
+        <w:gridCol w:w="3010"/>
+        <w:gridCol w:w="3010"/>
+        <w:gridCol w:w="3010"/>
+      </w:tblGrid>
+      <w:tr>
+        <w:tc>
+          <w:tcPr>
+            <w:tcW w:type="dxa" w:w="3010"/>
+            <w:shd w:fill="D9D9D9"/>
+          </w:tcPr>
+          <w:p>
+            <w:pPr>
+              <w:jc w:val="center"/>
+            </w:pPr>
+            <w:r>
+              <w:rPr>
+                <w:rFonts w:ascii="Calibri" w:hAnsi="Calibri"/>
+                <w:b/>
+                <w:color w:val="000000"/>
+                <w:sz w:val="22"/>
+              </w:rPr>
+              <w:t>Col1</w:t>
+            </w:r>
+          </w:p>
+        </w:tc>
+        <w:tc>
+          <w:tcPr>
+            <w:tcW w:type="dxa" w:w="3010"/>
+            <w:shd w:fill="D9D9D9"/>
+          </w:tcPr>
+          <w:p>
+            <w:pPr>
+              <w:jc w:val="center"/>
+            </w:pPr>
+            <w:r>
+              <w:rPr>
+                <w:rFonts w:ascii="Calibri" w:hAnsi="Calibri"/>
+                <w:b/>
+                <w:color w:val="000000"/>
+                <w:sz w:val="22"/>
+              </w:rPr>
+              <w:t>Col2</w:t>
+            </w:r>
+          </w:p>
+        </w:tc>
+        <w:tc>
+          <w:tcPr>
+            <w:tcW w:type="dxa" w:w="3010"/>
+            <w:shd w:fill="D9D9D9"/>
+          </w:tcPr>
+          <w:p>
+            <w:pPr>
+              <w:jc w:val="center"/>
+            </w:pPr>
+            <w:r>
+              <w:rPr>
+                <w:rFonts w:ascii="Calibri" w:hAnsi="Calibri"/>
+                <w:b/>
+                <w:color w:val="000000"/>
+                <w:sz w:val="22"/>
+              </w:rPr>
+              <w:t>Col3</w:t>
+            </w:r>
+          </w:p>
+        </w:tc>
+      </w:tr>
+      <w:tr>
+        <w:tc>
+          <w:tcPr>
+            <w:tcW w:type="dxa" w:w="3010"/>
+          </w:tcPr>
+          <w:p>
+            <w:pPr>
+              <w:jc w:val="left"/>
+            </w:pPr>
+            <w:r>
+              <w:rPr>
+                <w:rFonts w:ascii="Calibri" w:hAnsi="Calibri"/>
+                <w:b w:val="0"/>
+                <w:sz w:val="22"/>
+              </w:rPr>
+              <w:t>A1</w:t>
+            </w:r>
+          </w:p>
+        </w:tc>
+        <w:tc>
+          <w:tcPr>
+            <w:tcW w:type="dxa" w:w="3010"/>
+          </w:tcPr>
+          <w:p>
+            <w:pPr>
+              <w:jc w:val="left"/>
+            </w:pPr>
+            <w:r>
+              <w:rPr>
+                <w:rFonts w:ascii="Calibri" w:hAnsi="Calibri"/>
+                <w:b w:val="0"/>
+                <w:sz w:val="22"/>
+              </w:rPr>
+              <w:t>A2</w:t>
+            </w:r>
+          </w:p>
+        </w:tc>
+        <w:tc>
+          <w:tcPr>
+            <w:tcW w:type="dxa" w:w="3010"/>
+          </w:tcPr>
+          <w:p>
+            <w:pPr>
+              <w:jc w:val="left"/>
+            </w:pPr>
+            <w:r>
+              <w:rPr>
+                <w:rFonts w:ascii="Calibri" w:hAnsi="Calibri"/>
+                <w:b w:val="0"/>
+                <w:sz w:val="22"/>
+              </w:rPr>
+              <w:t>A3</w:t>
+            </w:r>
+          </w:p>
+        </w:tc>
+      </w:tr>
+      <w:tr>
+        <w:tc>
+          <w:tcPr>
+            <w:tcW w:type="dxa" w:w="3010"/>
+          </w:tcPr>
+          <w:p>
+            <w:pPr>
+              <w:jc w:val="left"/>
+            </w:pPr>
+            <w:r>
+              <w:rPr>
+                <w:rFonts w:ascii="Calibri" w:hAnsi="Calibri"/>
+                <w:b w:val="0"/>
+                <w:sz w:val="22"/>
+              </w:rPr>
+              <w:t>B1</w:t>
+            </w:r>
+          </w:p>
+        </w:tc>
+        <w:tc>
+          <w:tcPr>
+            <w:tcW w:type="dxa" w:w="3010"/>
+          </w:tcPr>
+          <w:p>
+            <w:pPr>
+              <w:jc w:val="left"/>
+            </w:pPr>
+            <w:r>
+              <w:rPr>
+                <w:rFonts w:ascii="Calibri" w:hAnsi="Calibri"/>
+                <w:b w:val="0"/>
+                <w:sz w:val="22"/>
+              </w:rPr>
+              <w:t>B2</w:t>
+            </w:r>
+          </w:p>
+        </w:tc>
+        <w:tc>
+          <w:tcPr>
+            <w:tcW w:type="dxa" w:w="3010"/>
+          </w:tcPr>
+          <w:p>
+            <w:pPr>
+              <w:jc w:val="left"/>
+            </w:pPr>
+            <w:r>
+              <w:rPr>
+                <w:rFonts w:ascii="Calibri" w:hAnsi="Calibri"/>
+                <w:b w:val="0"/>
+                <w:sz w:val="22"/>
+              </w:rPr>
+              <w:t>B3</w:t>
+            </w:r>
+          </w:p>
+        </w:tc>
+      </w:tr>
+    </w:tbl>
+    <w:p/>
+    <w:p>
+      <w:pPr>
+        <w:pStyle w:val="Heading2"/>
+        <w:keepNext/>
+        <w:keepLines w:val="0"/>
+        <w:spacing w:before="360" w:after="120" w:line="276" w:lineRule="auto"/>
+        <w:jc w:val="left"/>
+      </w:pPr>
+      <w:r>
+        <w:t>## Section 1.5: Mixed Content</w:t>
       </w:r>
     </w:p>
     <w:p>
       <w:pPr>
         <w:keepNext w:val="0"/>
-        <w:pageBreakBefore w:val="0"/>
-        <w:widowControl/>
-        <w:spacing w:before="240" w:after="240" w:line="276" w:lineRule="auto"/>
-        <w:ind w:left="567" w:right="567"/>
+        <w:keepLines w:val="0"/>
+        <w:spacing w:before="0" w:after="160" w:line="276" w:lineRule="auto"/>
         <w:jc w:val="left"/>
       </w:pPr>
       <w:r>
         <w:rPr>
-          <w:rFonts w:ascii="Calibri" w:hAnsi="Calibri" w:eastAsia="Calibri"/>
+          <w:rFonts w:ascii="Calibri" w:hAnsi="Calibri"/>
           <w:b w:val="0"/>
+          <w:i w:val="0"/>
+          <w:sz w:val="22"/>
+          <w:u w:val="none"/>
+        </w:rPr>
+        <w:t>Here is a paragraph followed by a list and then a table.</w:t>
+      </w:r>
+    </w:p>
+    <w:p>
+      <w:pPr>
+        <w:pStyle w:val="Heading3"/>
+        <w:keepNext/>
+        <w:keepLines w:val="0"/>
+        <w:spacing w:before="240" w:after="120" w:line="276" w:lineRule="auto"/>
+        <w:jc w:val="left"/>
+      </w:pPr>
+      <w:r>
+        <w:t>Key features:</w:t>
+      </w:r>
+    </w:p>
+    <w:p>
+      <w:pPr>
+        <w:pStyle w:val="ListBullet"/>
+        <w:ind w:left="360"/>
+      </w:pPr>
+      <w:r>
+        <w:rPr>
+          <w:rFonts w:ascii="Calibri" w:hAnsi="Calibri"/>
+          <w:b w:val="0"/>
+          <w:i w:val="0"/>
+          <w:sz w:val="24"/>
+        </w:rPr>
+        <w:t>Feature 1: Fast detection</w:t>
+      </w:r>
+    </w:p>
+    <w:p>
+      <w:pPr>
+        <w:pStyle w:val="ListBullet"/>
+        <w:ind w:left="360"/>
+      </w:pPr>
+      <w:r>
+        <w:rPr>
+          <w:rFonts w:ascii="Calibri" w:hAnsi="Calibri"/>
+          <w:b w:val="0"/>
+          <w:i w:val="0"/>
+          <w:sz w:val="24"/>
+        </w:rPr>
+        <w:t>Feature 2: Accurate parsing</w:t>
+      </w:r>
+    </w:p>
+    <w:p>
+      <w:pPr>
+        <w:pStyle w:val="ListBullet"/>
+        <w:ind w:left="360"/>
+      </w:pPr>
+      <w:r>
+        <w:rPr>
+          <w:rFonts w:ascii="Calibri" w:hAnsi="Calibri"/>
+          <w:b w:val="0"/>
+          <w:i w:val="0"/>
+          <w:sz w:val="24"/>
+        </w:rPr>
+        <w:t>Feature 3: Multi-format support</w:t>
+      </w:r>
+    </w:p>
+    <w:tbl>
+      <w:tblPr>
+        <w:tblStyle w:val="TableGrid"/>
+        <w:tblW w:type="auto" w:w="0"/>
+        <w:tblLook w:firstColumn="1" w:firstRow="1" w:lastColumn="0" w:lastRow="0" w:noHBand="0" w:noVBand="1" w:val="04A0"/>
+      </w:tblPr>
+      <w:tblGrid>
+        <w:gridCol w:w="3010"/>
+        <w:gridCol w:w="3010"/>
+        <w:gridCol w:w="3010"/>
+      </w:tblGrid>
+      <w:tr>
+        <w:tc>
+          <w:tcPr>
+            <w:tcW w:type="dxa" w:w="3010"/>
+          </w:tcPr>
+          <w:p>
+            <w:pPr>
+              <w:jc w:val="left"/>
+            </w:pPr>
+            <w:r>
+              <w:rPr>
+                <w:rFonts w:ascii="Calibri" w:hAnsi="Calibri"/>
+                <w:b w:val="0"/>
+                <w:sz w:val="22"/>
+              </w:rPr>
+              <w:t>Feature</w:t>
+            </w:r>
+          </w:p>
+        </w:tc>
+        <w:tc>
+          <w:tcPr>
+            <w:tcW w:type="dxa" w:w="3010"/>
+          </w:tcPr>
+          <w:p>
+            <w:pPr>
+              <w:jc w:val="left"/>
+            </w:pPr>
+            <w:r>
+              <w:rPr>
+                <w:rFonts w:ascii="Calibri" w:hAnsi="Calibri"/>
+                <w:b w:val="0"/>
+                <w:sz w:val="22"/>
+              </w:rPr>
+              <w:t>Status</w:t>
+            </w:r>
+          </w:p>
+        </w:tc>
+        <w:tc>
+          <w:tcPr>
+            <w:tcW w:type="dxa" w:w="3010"/>
+          </w:tcPr>
+          <w:p>
+            <w:pPr>
+              <w:jc w:val="left"/>
+            </w:pPr>
+            <w:r>
+              <w:rPr>
+                <w:rFonts w:ascii="Calibri" w:hAnsi="Calibri"/>
+                <w:b w:val="0"/>
+                <w:sz w:val="22"/>
+              </w:rPr>
+              <w:t>Priority</w:t>
+            </w:r>
+          </w:p>
+        </w:tc>
+      </w:tr>
+      <w:tr>
+        <w:tc>
+          <w:tcPr>
+            <w:tcW w:type="dxa" w:w="3010"/>
+          </w:tcPr>
+          <w:p>
+            <w:pPr>
+              <w:jc w:val="left"/>
+            </w:pPr>
+            <w:r>
+              <w:rPr>
+                <w:rFonts w:ascii="Calibri" w:hAnsi="Calibri"/>
+                <w:b w:val="0"/>
+                <w:sz w:val="22"/>
+              </w:rPr>
+              <w:t>---------</w:t>
+            </w:r>
+          </w:p>
+        </w:tc>
+        <w:tc>
+          <w:tcPr>
+            <w:tcW w:type="dxa" w:w="3010"/>
+          </w:tcPr>
+          <w:p>
+            <w:pPr>
+              <w:jc w:val="left"/>
+            </w:pPr>
+            <w:r>
+              <w:rPr>
+                <w:rFonts w:ascii="Calibri" w:hAnsi="Calibri"/>
+                <w:b w:val="0"/>
+                <w:sz w:val="22"/>
+              </w:rPr>
+              <w:t>--------</w:t>
+            </w:r>
+          </w:p>
+        </w:tc>
+        <w:tc>
+          <w:tcPr>
+            <w:tcW w:type="dxa" w:w="3010"/>
+          </w:tcPr>
+          <w:p>
+            <w:pPr>
+              <w:jc w:val="left"/>
+            </w:pPr>
+            <w:r>
+              <w:rPr>
+                <w:rFonts w:ascii="Calibri" w:hAnsi="Calibri"/>
+                <w:b w:val="0"/>
+                <w:sz w:val="22"/>
+              </w:rPr>
+              <w:t>----------</w:t>
+            </w:r>
+          </w:p>
+        </w:tc>
+      </w:tr>
+      <w:tr>
+        <w:tc>
+          <w:tcPr>
+            <w:tcW w:type="dxa" w:w="3010"/>
+          </w:tcPr>
+          <w:p>
+            <w:pPr>
+              <w:jc w:val="left"/>
+            </w:pPr>
+            <w:r>
+              <w:rPr>
+                <w:rFonts w:ascii="Calibri" w:hAnsi="Calibri"/>
+                <w:b w:val="0"/>
+                <w:sz w:val="22"/>
+              </w:rPr>
+              <w:t>Lists</w:t>
+            </w:r>
+          </w:p>
+        </w:tc>
+        <w:tc>
+          <w:tcPr>
+            <w:tcW w:type="dxa" w:w="3010"/>
+          </w:tcPr>
+          <w:p>
+            <w:pPr>
+              <w:jc w:val="left"/>
+            </w:pPr>
+            <w:r>
+              <w:rPr>
+                <w:rFonts w:ascii="Calibri" w:hAnsi="Calibri"/>
+                <w:b w:val="0"/>
+                <w:sz w:val="22"/>
+              </w:rPr>
+              <w:t>Done</w:t>
+            </w:r>
+          </w:p>
+        </w:tc>
+        <w:tc>
+          <w:tcPr>
+            <w:tcW w:type="dxa" w:w="3010"/>
+          </w:tcPr>
+          <w:p>
+            <w:pPr>
+              <w:jc w:val="left"/>
+            </w:pPr>
+            <w:r>
+              <w:rPr>
+                <w:rFonts w:ascii="Calibri" w:hAnsi="Calibri"/>
+                <w:b w:val="0"/>
+                <w:sz w:val="22"/>
+              </w:rPr>
+              <w:t>High</w:t>
+            </w:r>
+          </w:p>
+        </w:tc>
+      </w:tr>
+      <w:tr>
+        <w:tc>
+          <w:tcPr>
+            <w:tcW w:type="dxa" w:w="3010"/>
+          </w:tcPr>
+          <w:p>
+            <w:pPr>
+              <w:jc w:val="left"/>
+            </w:pPr>
+            <w:r>
+              <w:rPr>
+                <w:rFonts w:ascii="Calibri" w:hAnsi="Calibri"/>
+                <w:b w:val="0"/>
+                <w:sz w:val="22"/>
+              </w:rPr>
+              <w:t>Tables</w:t>
+            </w:r>
+          </w:p>
+        </w:tc>
+        <w:tc>
+          <w:tcPr>
+            <w:tcW w:type="dxa" w:w="3010"/>
+          </w:tcPr>
+          <w:p>
+            <w:pPr>
+              <w:jc w:val="left"/>
+            </w:pPr>
+            <w:r>
+              <w:rPr>
+                <w:rFonts w:ascii="Calibri" w:hAnsi="Calibri"/>
+                <w:b w:val="0"/>
+                <w:sz w:val="22"/>
+              </w:rPr>
+              <w:t>Done</w:t>
+            </w:r>
+          </w:p>
+        </w:tc>
+        <w:tc>
+          <w:tcPr>
+            <w:tcW w:type="dxa" w:w="3010"/>
+          </w:tcPr>
+          <w:p>
+            <w:pPr>
+              <w:jc w:val="left"/>
+            </w:pPr>
+            <w:r>
+              <w:rPr>
+                <w:rFonts w:ascii="Calibri" w:hAnsi="Calibri"/>
+                <w:b w:val="0"/>
+                <w:sz w:val="22"/>
+              </w:rPr>
+              <w:t>High</w:t>
+            </w:r>
+          </w:p>
+        </w:tc>
+      </w:tr>
+      <w:tr>
+        <w:tc>
+          <w:tcPr>
+            <w:tcW w:type="dxa" w:w="3010"/>
+          </w:tcPr>
+          <w:p>
+            <w:pPr>
+              <w:jc w:val="left"/>
+            </w:pPr>
+            <w:r>
+              <w:rPr>
+                <w:rFonts w:ascii="Calibri" w:hAnsi="Calibri"/>
+                <w:b w:val="0"/>
+                <w:sz w:val="22"/>
+              </w:rPr>
+              <w:t>Headings</w:t>
+            </w:r>
+          </w:p>
+        </w:tc>
+        <w:tc>
+          <w:tcPr>
+            <w:tcW w:type="dxa" w:w="3010"/>
+          </w:tcPr>
+          <w:p>
+            <w:pPr>
+              <w:jc w:val="left"/>
+            </w:pPr>
+            <w:r>
+              <w:rPr>
+                <w:rFonts w:ascii="Calibri" w:hAnsi="Calibri"/>
+                <w:b w:val="0"/>
+                <w:sz w:val="22"/>
+              </w:rPr>
+              <w:t>Done</w:t>
+            </w:r>
+          </w:p>
+        </w:tc>
+        <w:tc>
+          <w:tcPr>
+            <w:tcW w:type="dxa" w:w="3010"/>
+          </w:tcPr>
+          <w:p>
+            <w:pPr>
+              <w:jc w:val="left"/>
+            </w:pPr>
+            <w:r>
+              <w:rPr>
+                <w:rFonts w:ascii="Calibri" w:hAnsi="Calibri"/>
+                <w:b w:val="0"/>
+                <w:sz w:val="22"/>
+              </w:rPr>
+              <w:t>Critical</w:t>
+            </w:r>
+          </w:p>
+        </w:tc>
+      </w:tr>
+    </w:tbl>
+    <w:p/>
+    <w:p>
+      <w:pPr>
+        <w:keepNext w:val="0"/>
+        <w:keepLines w:val="0"/>
+        <w:spacing w:before="0" w:after="160" w:line="276" w:lineRule="auto"/>
+        <w:jc w:val="left"/>
+      </w:pPr>
+      <w:r>
+        <w:rPr>
+          <w:rFonts w:ascii="Calibri" w:hAnsi="Calibri"/>
+          <w:b w:val="0"/>
+          <w:i w:val="0"/>
+          <w:sz w:val="22"/>
+          <w:u w:val="none"/>
+        </w:rPr>
+        <w:t>And some final text to conclude the section.</w:t>
+      </w:r>
+    </w:p>
+    <w:p>
+      <w:r>
+        <w:br w:type="page"/>
+      </w:r>
+    </w:p>
+    <w:p>
+      <w:pPr>
+        <w:pStyle w:val="Heading1"/>
+        <w:keepNext/>
+        <w:keepLines w:val="0"/>
+        <w:spacing w:before="480" w:after="240" w:line="276" w:lineRule="auto"/>
+        <w:jc w:val="left"/>
+      </w:pPr>
+      <w:r>
+        <w:t># Chapter 2: Advanced Features</w:t>
+      </w:r>
+    </w:p>
+    <w:p>
+      <w:pPr>
+        <w:pStyle w:val="Heading2"/>
+        <w:keepNext/>
+        <w:keepLines w:val="0"/>
+        <w:spacing w:before="360" w:after="120" w:line="276" w:lineRule="auto"/>
+        <w:jc w:val="left"/>
+      </w:pPr>
+      <w:r>
+        <w:t>## Section 2.1: Code Blocks</w:t>
+      </w:r>
+    </w:p>
+    <w:tbl>
+      <w:tblPr>
+        <w:tblW w:type="auto" w:w="0"/>
+        <w:tblLayout w:type="autofit"/>
+        <w:tblLook w:firstColumn="1" w:firstRow="1" w:lastColumn="0" w:lastRow="0" w:noHBand="0" w:noVBand="1" w:val="04A0"/>
+      </w:tblPr>
+      <w:tblGrid>
+        <w:gridCol w:w="9029"/>
+      </w:tblGrid>
+      <w:tr>
+        <w:tc>
+          <w:tcPr>
+            <w:tcW w:type="dxa" w:w="9029"/>
+            <w:shd w:fill="F5F5F5"/>
+          </w:tcPr>
+          <w:p>
+            <w:pPr>
+              <w:jc w:val="left"/>
+            </w:pPr>
+            <w:r>
+              <w:rPr>
+                <w:rFonts w:ascii="Consolas" w:hAnsi="Consolas"/>
+                <w:sz w:val="20"/>
+              </w:rPr>
+              <w:t>def hello():</w:t>
+              <w:br/>
+              <w:t xml:space="preserve">    print("Hello, World!")</w:t>
+            </w:r>
+          </w:p>
+        </w:tc>
+      </w:tr>
+    </w:tbl>
+    <w:p>
+      <w:pPr>
+        <w:spacing w:before="240"/>
+      </w:pPr>
+    </w:p>
+    <w:p>
+      <w:pPr>
+        <w:pStyle w:val="Heading2"/>
+        <w:keepNext/>
+        <w:keepLines w:val="0"/>
+        <w:spacing w:before="360" w:after="120" w:line="276" w:lineRule="auto"/>
+        <w:jc w:val="left"/>
+      </w:pPr>
+      <w:r>
+        <w:t>## Section 2.2: Block Quotes</w:t>
+      </w:r>
+    </w:p>
+    <w:p>
+      <w:pPr>
+        <w:spacing w:before="240" w:after="240"/>
+        <w:ind w:left="720" w:right="720"/>
+        <w:pBdr>
+          <w:left w:val="single" w:sz="24" w:color="CCCCCC" w:space="12"/>
+        </w:pBdr>
+      </w:pPr>
+      <w:r>
+        <w:rPr>
+          <w:rFonts w:ascii="Calibri" w:hAnsi="Calibri"/>
           <w:i/>
-          <w:color w:val="595959"/>
           <w:sz w:val="22"/>
         </w:rPr>
-        <w:t>Đây là một trích dẫn quan trọng từ một nguồn đáng tin cậy.</w:t>
+        <w:t>This is a block quote</w:t>
+        <w:br/>
+        <w:t>It can span multiple lines</w:t>
+        <w:br/>
+        <w:t>And include various content</w:t>
+      </w:r>
+    </w:p>
+    <w:p>
+      <w:pPr>
+        <w:pStyle w:val="Heading2"/>
+        <w:keepNext/>
+        <w:keepLines w:val="0"/>
+        <w:spacing w:before="360" w:after="120" w:line="276" w:lineRule="auto"/>
+        <w:jc w:val="left"/>
+      </w:pPr>
+      <w:r>
+        <w:t>## Section 2.3: Summary</w:t>
       </w:r>
     </w:p>
     <w:p>
       <w:pPr>
         <w:keepNext w:val="0"/>
-        <w:pageBreakBefore w:val="0"/>
-        <w:widowControl/>
+        <w:keepLines w:val="0"/>
         <w:spacing w:before="0" w:after="160" w:line="276" w:lineRule="auto"/>
-        <w:ind w:firstLine="0"/>
-        <w:jc w:val="both"/>
-      </w:pPr>
-      <w:r>
-        <w:rPr>
-          <w:rFonts w:ascii="Calibri" w:hAnsi="Calibri" w:eastAsia="Calibri"/>
-          <w:b w:val="0"/>
-          <w:i w:val="0"/>
-          <w:sz w:val="22"/>
-        </w:rPr>
-        <w:t>Và đây là một đoạn code:</w:t>
-      </w:r>
-    </w:p>
-    <w:p>
-      <w:pPr>
-        <w:keepNext w:val="0"/>
-        <w:pageBreakBefore w:val="0"/>
-        <w:widowControl/>
-        <w:spacing w:before="120" w:after="120" w:line="240" w:lineRule="auto"/>
-        <w:jc w:val="left"/>
-        <w:shd w:fill="F0F0F0"/>
-      </w:pPr>
-      <w:r>
-        <w:rPr>
-          <w:rFonts w:ascii="Consolas" w:hAnsi="Consolas" w:eastAsia="Consolas"/>
-          <w:b w:val="0"/>
-          <w:i w:val="0"/>
-          <w:sz w:val="20"/>
-        </w:rPr>
-        <w:t>def hello():</w:t>
-        <w:br/>
-        <w:t xml:space="preserve">    print("Hello, World!")</w:t>
-      </w:r>
-    </w:p>
-    <w:p>
-      <w:pPr>
-        <w:keepNext/>
-        <w:pageBreakBefore w:val="0"/>
-        <w:widowControl/>
-        <w:spacing w:before="480" w:after="240" w:line="276" w:lineRule="auto"/>
         <w:jc w:val="left"/>
       </w:pPr>
       <w:r>
         <w:rPr>
-          <w:rFonts w:ascii="Calibri Light" w:hAnsi="Calibri Light" w:eastAsia="Calibri Light"/>
-          <w:b/>
-          <w:i w:val="0"/>
-          <w:color w:val="0070C0"/>
-          <w:sz w:val="36"/>
-        </w:rPr>
-        <w:t>Chương 2: Kết luận</w:t>
-      </w:r>
-    </w:p>
-    <w:p>
-      <w:pPr>
-        <w:keepNext w:val="0"/>
-        <w:pageBreakBefore w:val="0"/>
-        <w:widowControl/>
-        <w:spacing w:before="0" w:after="160" w:line="276" w:lineRule="auto"/>
-        <w:ind w:firstLine="0"/>
-        <w:jc w:val="both"/>
-      </w:pPr>
-      <w:r>
-        <w:rPr>
-          <w:rFonts w:ascii="Calibri" w:hAnsi="Calibri" w:eastAsia="Calibri"/>
+          <w:rFonts w:ascii="Calibri" w:hAnsi="Calibri"/>
           <w:b w:val="0"/>
           <w:i w:val="0"/>
           <w:sz w:val="22"/>
+          <w:u w:val="none"/>
         </w:rPr>
-        <w:t>Đây là chương cuối cùng của tài liệu.</w:t>
+        <w:t>This completes the complex structure demonstration.</w:t>
       </w:r>
     </w:p>
     <w:sectPr>
       <w:headerReference w:type="default" r:id="rId9"/>
       <w:footerReference w:type="default" r:id="rId10"/>
-      <w:pgSz w:w="11906" w:h="16838"/>
-      <w:pgMar w:top="1134" w:right="1134" w:bottom="1134" w:left="1134" w:header="720" w:footer="720" w:gutter="0"/>
+      <w:pgSz w:w="11909" w:h="16834"/>
+      <w:pgMar w:top="1440" w:right="1440" w:bottom="1440" w:left="1440" w:header="720" w:footer="720" w:gutter="0"/>
       <w:cols w:space="720"/>
-      <w:titlePg/>
       <w:docGrid w:linePitch="360"/>
     </w:sectPr>
   </w:body>
@@ -393,31 +1948,24 @@
   <w:p>
     <w:pPr>
       <w:pStyle w:val="Footer"/>
-      <w:jc w:val="left"/>
+      <w:jc w:val="right"/>
     </w:pPr>
     <w:r>
-      <w:rPr>
-        <w:rFonts w:ascii="Calibri" w:hAnsi="Calibri"/>
-        <w:sz w:val="18"/>
-      </w:rPr>
       <w:fldChar w:fldCharType="begin"/>
-      <w:instrText>PAGE</w:instrText>
-      <w:fldChar w:fldCharType="end"/>
     </w:r>
     <w:r>
-      <w:rPr>
-        <w:rFonts w:ascii="Calibri" w:hAnsi="Calibri"/>
-        <w:sz w:val="18"/>
-      </w:rPr>
-      <w:t xml:space="preserve">Trang </w:t>
+      <w:instrText xml:space="preserve">PAGE</w:instrText>
     </w:r>
     <w:r>
-      <w:rPr>
-        <w:rFonts w:ascii="Calibri" w:hAnsi="Calibri"/>
-        <w:sz w:val="18"/>
-      </w:rPr>
-      <w:fldChar w:fldCharType="begin"/>
-      <w:instrText>PAGE</w:instrText>
+      <w:fldChar w:fldCharType="separate"/>
+    </w:r>
+    <w:r>
+      <w:rPr>
+        <w:sz w:val="20"/>
+      </w:rPr>
+      <w:t>1</w:t>
+    </w:r>
+    <w:r>
       <w:fldChar w:fldCharType="end"/>
     </w:r>
   </w:p>
@@ -429,19 +1977,13 @@
   <w:p>
     <w:pPr>
       <w:pStyle w:val="Header"/>
+      <w:jc w:val="left"/>
     </w:pPr>
     <w:r>
       <w:rPr>
-        <w:rFonts w:ascii="Calibri" w:hAnsi="Calibri"/>
-        <w:sz w:val="18"/>
-      </w:rPr>
-      <w:t>Tài liệu thử nghiệm</w:t>
-    </w:r>
-    <w:r>
-      <w:rPr>
-        <w:rFonts w:ascii="Calibri" w:hAnsi="Calibri"/>
-        <w:sz w:val="18"/>
-      </w:rPr>
+        <w:sz w:val="20"/>
+      </w:rPr>
+      <w:t>Complex Document Test</w:t>
     </w:r>
   </w:p>
 </w:hdr>
@@ -810,6 +2352,13 @@
     <w:name w:val="Normal"/>
     <w:qFormat/>
     <w:rsid w:val="00FC693F"/>
+    <w:pPr>
+      <w:spacing w:after="120" w:line="276" w:lineRule="auto"/>
+    </w:pPr>
+    <w:rPr>
+      <w:rFonts w:ascii="Calibri" w:hAnsi="Calibri"/>
+      <w:sz w:val="24"/>
+    </w:rPr>
   </w:style>
   <w:style w:type="paragraph" w:styleId="Header">
     <w:name w:val="header"/>
@@ -866,15 +2415,17 @@
     <w:pPr>
       <w:keepNext/>
       <w:keepLines/>
-      <w:spacing w:before="480" w:after="0"/>
+      <w:pageBreakBefore/>
+      <w:spacing w:before="480" w:after="240"/>
       <w:outlineLvl w:val="0"/>
     </w:pPr>
     <w:rPr>
-      <w:rFonts w:asciiTheme="majorHAnsi" w:eastAsiaTheme="majorEastAsia" w:hAnsiTheme="majorHAnsi" w:cstheme="majorBidi"/>
+      <w:rFonts w:asciiTheme="majorHAnsi" w:eastAsiaTheme="majorEastAsia" w:hAnsiTheme="majorHAnsi" w:cstheme="majorBidi" w:ascii="Calibri" w:hAnsi="Calibri"/>
       <w:b/>
       <w:bCs/>
+      <w:i w:val="0"/>
       <w:color w:val="365F91" w:themeColor="accent1" w:themeShade="BF"/>
-      <w:sz w:val="28"/>
+      <w:sz w:val="36"/>
       <w:szCs w:val="28"/>
     </w:rPr>
   </w:style>
@@ -890,15 +2441,16 @@
     <w:pPr>
       <w:keepNext/>
       <w:keepLines/>
-      <w:spacing w:before="200" w:after="0"/>
+      <w:spacing w:before="360" w:after="120"/>
       <w:outlineLvl w:val="1"/>
     </w:pPr>
     <w:rPr>
-      <w:rFonts w:asciiTheme="majorHAnsi" w:eastAsiaTheme="majorEastAsia" w:hAnsiTheme="majorHAnsi" w:cstheme="majorBidi"/>
+      <w:rFonts w:asciiTheme="majorHAnsi" w:eastAsiaTheme="majorEastAsia" w:hAnsiTheme="majorHAnsi" w:cstheme="majorBidi" w:ascii="Calibri" w:hAnsi="Calibri"/>
       <w:b/>
       <w:bCs/>
+      <w:i w:val="0"/>
       <w:color w:val="4F81BD" w:themeColor="accent1"/>
-      <w:sz w:val="26"/>
+      <w:sz w:val="28"/>
       <w:szCs w:val="26"/>
     </w:rPr>
   </w:style>
@@ -914,14 +2466,16 @@
     <w:pPr>
       <w:keepNext/>
       <w:keepLines/>
-      <w:spacing w:before="200" w:after="0"/>
+      <w:spacing w:before="240" w:after="120"/>
       <w:outlineLvl w:val="2"/>
     </w:pPr>
     <w:rPr>
-      <w:rFonts w:asciiTheme="majorHAnsi" w:eastAsiaTheme="majorEastAsia" w:hAnsiTheme="majorHAnsi" w:cstheme="majorBidi"/>
+      <w:rFonts w:asciiTheme="majorHAnsi" w:eastAsiaTheme="majorEastAsia" w:hAnsiTheme="majorHAnsi" w:cstheme="majorBidi" w:ascii="Calibri" w:hAnsi="Calibri"/>
       <w:b/>
       <w:bCs/>
+      <w:i w:val="0"/>
       <w:color w:val="4F81BD" w:themeColor="accent1"/>
+      <w:sz w:val="24"/>
     </w:rPr>
   </w:style>
   <w:style w:type="paragraph" w:styleId="Heading4">
